--- a/source-multichoice/build/es-material-wood-1.docx
+++ b/source-multichoice/build/es-material-wood-1.docx
@@ -35,7 +35,7 @@
       <w:r>
         <w:t>b)</w:t>
         <w:tab/>
-        <w:t>Es altamente inflamable.</w:t>
+        <w:t>Es extremadamente dura.</w:t>
       </w:r>
     </w:p>
     <w:p>
@@ -45,7 +45,7 @@
       <w:r>
         <w:t>c)</w:t>
         <w:tab/>
-        <w:t>Es extremadamente dura.</w:t>
+        <w:t>Es altamente inflamable.</w:t>
       </w:r>
     </w:p>
     <w:p>
@@ -83,16 +83,6 @@
       <w:r>
         <w:t>b)</w:t>
         <w:tab/>
-        <w:t>Más duras que el acero.</w:t>
-      </w:r>
-    </w:p>
-    <w:p>
-      <w:pPr>
-        <w:pStyle w:val="Choice"/>
-      </w:pPr>
-      <w:r>
-        <w:t>c)</w:t>
-        <w:tab/>
         <w:t>Altamente conductoras de electricidad.</w:t>
       </w:r>
     </w:p>
@@ -101,13 +91,23 @@
         <w:pStyle w:val="Choice"/>
       </w:pPr>
       <w:r>
-        <w:t>d)</w:t>
+        <w:t>c)</w:t>
         <w:tab/>
         <w:t>Relativamente blandas.</w:t>
       </w:r>
     </w:p>
     <w:p>
       <w:pPr>
+        <w:pStyle w:val="Choice"/>
+      </w:pPr>
+      <w:r>
+        <w:t>d)</w:t>
+        <w:tab/>
+        <w:t>Más duras que el acero.</w:t>
+      </w:r>
+    </w:p>
+    <w:p>
+      <w:pPr>
         <w:pStyle w:val="ListNumber"/>
       </w:pPr>
       <w:r>
@@ -121,6 +121,16 @@
       <w:r>
         <w:t>a)</w:t>
         <w:tab/>
+        <w:t>En el sentido de las fibras.</w:t>
+      </w:r>
+    </w:p>
+    <w:p>
+      <w:pPr>
+        <w:pStyle w:val="Choice"/>
+      </w:pPr>
+      <w:r>
+        <w:t>b)</w:t>
+        <w:tab/>
         <w:t>En diagonal a las fibras.</w:t>
       </w:r>
     </w:p>
@@ -129,19 +139,9 @@
         <w:pStyle w:val="Choice"/>
       </w:pPr>
       <w:r>
-        <w:t>b)</w:t>
+        <w:t>c)</w:t>
         <w:tab/>
         <w:t>En espiral alrededor del tronco.</w:t>
-      </w:r>
-    </w:p>
-    <w:p>
-      <w:pPr>
-        <w:pStyle w:val="Choice"/>
-      </w:pPr>
-      <w:r>
-        <w:t>c)</w:t>
-        <w:tab/>
-        <w:t>En el sentido de las fibras.</w:t>
       </w:r>
     </w:p>
     <w:p>
@@ -169,6 +169,16 @@
       <w:r>
         <w:t>a)</w:t>
         <w:tab/>
+        <w:t>Aproximadamente 50 kg.</w:t>
+      </w:r>
+    </w:p>
+    <w:p>
+      <w:pPr>
+        <w:pStyle w:val="Choice"/>
+      </w:pPr>
+      <w:r>
+        <w:t>b)</w:t>
+        <w:tab/>
         <w:t>Alrededor de 1 ó 2 kg.</w:t>
       </w:r>
     </w:p>
@@ -177,33 +187,23 @@
         <w:pStyle w:val="Choice"/>
       </w:pPr>
       <w:r>
-        <w:t>b)</w:t>
+        <w:t>c)</w:t>
+        <w:tab/>
+        <w:t>Alrededor de 10 ó 20 kg.</w:t>
+      </w:r>
+    </w:p>
+    <w:p>
+      <w:pPr>
+        <w:pStyle w:val="Choice"/>
+      </w:pPr>
+      <w:r>
+        <w:t>d)</w:t>
         <w:tab/>
         <w:t>Menos de medio kg.</w:t>
       </w:r>
     </w:p>
     <w:p>
       <w:pPr>
-        <w:pStyle w:val="Choice"/>
-      </w:pPr>
-      <w:r>
-        <w:t>c)</w:t>
-        <w:tab/>
-        <w:t>Aproximadamente 50 kg.</w:t>
-      </w:r>
-    </w:p>
-    <w:p>
-      <w:pPr>
-        <w:pStyle w:val="Choice"/>
-      </w:pPr>
-      <w:r>
-        <w:t>d)</w:t>
-        <w:tab/>
-        <w:t>Alrededor de 10 ó 20 kg.</w:t>
-      </w:r>
-    </w:p>
-    <w:p>
-      <w:pPr>
         <w:pStyle w:val="ListNumber"/>
       </w:pPr>
       <w:r>
@@ -217,6 +217,16 @@
       <w:r>
         <w:t>a)</w:t>
         <w:tab/>
+        <w:t>Para reducir el peso.</w:t>
+      </w:r>
+    </w:p>
+    <w:p>
+      <w:pPr>
+        <w:pStyle w:val="Choice"/>
+      </w:pPr>
+      <w:r>
+        <w:t>b)</w:t>
+        <w:tab/>
         <w:t>Para facilitar la manipulación.</w:t>
       </w:r>
     </w:p>
@@ -225,7 +235,7 @@
         <w:pStyle w:val="Choice"/>
       </w:pPr>
       <w:r>
-        <w:t>b)</w:t>
+        <w:t>c)</w:t>
         <w:tab/>
         <w:t>Para aumentar la resistencia.</w:t>
       </w:r>
@@ -235,23 +245,13 @@
         <w:pStyle w:val="Choice"/>
       </w:pPr>
       <w:r>
-        <w:t>c)</w:t>
+        <w:t>d)</w:t>
         <w:tab/>
         <w:t>Por razones estéticas.</w:t>
       </w:r>
     </w:p>
     <w:p>
       <w:pPr>
-        <w:pStyle w:val="Choice"/>
-      </w:pPr>
-      <w:r>
-        <w:t>d)</w:t>
-        <w:tab/>
-        <w:t>Para reducir el peso.</w:t>
-      </w:r>
-    </w:p>
-    <w:p>
-      <w:pPr>
         <w:pStyle w:val="ListNumber"/>
       </w:pPr>
       <w:r>
@@ -265,7 +265,7 @@
       <w:r>
         <w:t>a)</w:t>
         <w:tab/>
-        <w:t>Media, comparable a la del vidrio.</w:t>
+        <w:t>Alta, similar a la del bronce.</w:t>
       </w:r>
     </w:p>
     <w:p>
@@ -275,7 +275,7 @@
       <w:r>
         <w:t>b)</w:t>
         <w:tab/>
-        <w:t>Irrelevante, ya que no afecta la resistencia.</w:t>
+        <w:t>Media, comparable a la del vidrio.</w:t>
       </w:r>
     </w:p>
     <w:p>
@@ -295,7 +295,7 @@
       <w:r>
         <w:t>d)</w:t>
         <w:tab/>
-        <w:t>Alta, similar a la del bronce.</w:t>
+        <w:t>Irrelevante, ya que no afecta la resistencia.</w:t>
       </w:r>
     </w:p>
     <w:p>
@@ -313,7 +313,7 @@
       <w:r>
         <w:t>a)</w:t>
         <w:tab/>
-        <w:t>Rascacielos de muchos pisos.</w:t>
+        <w:t>Solo barcos y suelos.</w:t>
       </w:r>
     </w:p>
     <w:p>
@@ -323,7 +323,7 @@
       <w:r>
         <w:t>b)</w:t>
         <w:tab/>
-        <w:t>Solo barcos y suelos.</w:t>
+        <w:t>Solo casas y barcos.</w:t>
       </w:r>
     </w:p>
     <w:p>
@@ -343,7 +343,7 @@
       <w:r>
         <w:t>d)</w:t>
         <w:tab/>
-        <w:t>Solo casas y barcos.</w:t>
+        <w:t>Rascacielos de muchos pisos.</w:t>
       </w:r>
     </w:p>
     <w:p>
@@ -371,7 +371,7 @@
       <w:r>
         <w:t>b)</w:t>
         <w:tab/>
-        <w:t>Los edificios en Venecia son de acero y hormigón exclusivamente.</w:t>
+        <w:t>Las vigas de madera sostienen los edificios bajo el agua.</w:t>
       </w:r>
     </w:p>
     <w:p>
@@ -381,7 +381,7 @@
       <w:r>
         <w:t>c)</w:t>
         <w:tab/>
-        <w:t>Las vigas de madera sostienen los edificios bajo el agua.</w:t>
+        <w:t>Los edificios en Venecia son de acero y hormigón exclusivamente.</w:t>
       </w:r>
     </w:p>
     <w:p>
@@ -409,7 +409,7 @@
       <w:r>
         <w:t>a)</w:t>
         <w:tab/>
-        <w:t>Puentes metálicos.</w:t>
+        <w:t>Mástiles de barco, arcos, piezas curvadas.</w:t>
       </w:r>
     </w:p>
     <w:p>
@@ -419,7 +419,7 @@
       <w:r>
         <w:t>b)</w:t>
         <w:tab/>
-        <w:t>Mástiles de barco, arcos, piezas curvadas.</w:t>
+        <w:t>Edificios de hormigón.</w:t>
       </w:r>
     </w:p>
     <w:p>
@@ -439,7 +439,7 @@
       <w:r>
         <w:t>d)</w:t>
         <w:tab/>
-        <w:t>Edificios de hormigón.</w:t>
+        <w:t>Puentes metálicos.</w:t>
       </w:r>
     </w:p>
     <w:p>
@@ -457,7 +457,7 @@
       <w:r>
         <w:t>a)</w:t>
         <w:tab/>
-        <w:t>Aproximadamente igual, aunque algunas flotan y otras se hunden.</w:t>
+        <w:t>No afecta la densidad de las maderas.</w:t>
       </w:r>
     </w:p>
     <w:p>
@@ -477,7 +477,7 @@
       <w:r>
         <w:t>c)</w:t>
         <w:tab/>
-        <w:t>No afecta la densidad de las maderas.</w:t>
+        <w:t>Mayor densidad, se hunden en el agua.</w:t>
       </w:r>
     </w:p>
     <w:p>
@@ -487,7 +487,7 @@
       <w:r>
         <w:t>d)</w:t>
         <w:tab/>
-        <w:t>Mayor densidad, se hunden en el agua.</w:t>
+        <w:t>Aproximadamente igual, aunque algunas flotan y otras se hunden.</w:t>
       </w:r>
     </w:p>
     <w:p>
@@ -505,7 +505,7 @@
       <w:r>
         <w:t>a)</w:t>
         <w:tab/>
-        <w:t>La densidad de la madera es irrelevante en comparación</w:t>
+        <w:t>La densidad de la madera es mucho menor.</w:t>
       </w:r>
     </w:p>
     <w:p>
@@ -514,16 +514,6 @@
       </w:pPr>
       <w:r>
         <w:t>b)</w:t>
-        <w:tab/>
-        <w:t>La densidad de la madera es similar</w:t>
-      </w:r>
-    </w:p>
-    <w:p>
-      <w:pPr>
-        <w:pStyle w:val="Choice"/>
-      </w:pPr>
-      <w:r>
-        <w:t>c)</w:t>
         <w:tab/>
         <w:t>La densidad de la madera es mucho mayor</w:t>
       </w:r>
@@ -533,9 +523,19 @@
         <w:pStyle w:val="Choice"/>
       </w:pPr>
       <w:r>
+        <w:t>c)</w:t>
+        <w:tab/>
+        <w:t>La densidad de la madera es irrelevante en comparación</w:t>
+      </w:r>
+    </w:p>
+    <w:p>
+      <w:pPr>
+        <w:pStyle w:val="Choice"/>
+      </w:pPr>
+      <w:r>
         <w:t>d)</w:t>
         <w:tab/>
-        <w:t>La densidad de la madera es mucho menor.</w:t>
+        <w:t>La densidad de la madera es similar</w:t>
       </w:r>
     </w:p>
     <w:p>
@@ -563,7 +563,7 @@
       <w:r>
         <w:t>b)</w:t>
         <w:tab/>
-        <w:t>Porque contiene materiales plásticos aislantes.</w:t>
+        <w:t>Porque se calienta fácilmente al sol y se enfría con la nieve.</w:t>
       </w:r>
     </w:p>
     <w:p>
@@ -573,7 +573,7 @@
       <w:r>
         <w:t>c)</w:t>
         <w:tab/>
-        <w:t>Porque se calienta fácilmente al sol y se enfría con la nieve.</w:t>
+        <w:t>Porque contiene materiales plásticos aislantes.</w:t>
       </w:r>
     </w:p>
     <w:p>
@@ -601,7 +601,7 @@
       <w:r>
         <w:t>a)</w:t>
         <w:tab/>
-        <w:t>Capacidad de absorber agua.</w:t>
+        <w:t>Resistencia al calor.</w:t>
       </w:r>
     </w:p>
     <w:p>
@@ -611,7 +611,7 @@
       <w:r>
         <w:t>b)</w:t>
         <w:tab/>
-        <w:t>Dureza superficial.</w:t>
+        <w:t>Capacidad de absorber agua.</w:t>
       </w:r>
     </w:p>
     <w:p>
@@ -631,7 +631,7 @@
       <w:r>
         <w:t>d)</w:t>
         <w:tab/>
-        <w:t>Resistencia al calor.</w:t>
+        <w:t>Dureza superficial.</w:t>
       </w:r>
     </w:p>
     <w:p>
@@ -649,6 +649,16 @@
       <w:r>
         <w:t>a)</w:t>
         <w:tab/>
+        <w:t>La madera permanece inalterada al absorber agua.</w:t>
+      </w:r>
+    </w:p>
+    <w:p>
+      <w:pPr>
+        <w:pStyle w:val="Choice"/>
+      </w:pPr>
+      <w:r>
+        <w:t>b)</w:t>
+        <w:tab/>
         <w:t>La madera se encoge al absorber agua, reduciendo su volumen.</w:t>
       </w:r>
     </w:p>
@@ -657,33 +667,23 @@
         <w:pStyle w:val="Choice"/>
       </w:pPr>
       <w:r>
-        <w:t>b)</w:t>
+        <w:t>c)</w:t>
+        <w:tab/>
+        <w:t>La madera se vuelve más pesada al absorber agua, pero no cambia de tamaño.</w:t>
+      </w:r>
+    </w:p>
+    <w:p>
+      <w:pPr>
+        <w:pStyle w:val="Choice"/>
+      </w:pPr>
+      <w:r>
+        <w:t>d)</w:t>
         <w:tab/>
         <w:t>La madera se hincha al absorber agua, ocupando más volumen.</w:t>
       </w:r>
     </w:p>
     <w:p>
       <w:pPr>
-        <w:pStyle w:val="Choice"/>
-      </w:pPr>
-      <w:r>
-        <w:t>c)</w:t>
-        <w:tab/>
-        <w:t>La madera permanece inalterada al absorber agua.</w:t>
-      </w:r>
-    </w:p>
-    <w:p>
-      <w:pPr>
-        <w:pStyle w:val="Choice"/>
-      </w:pPr>
-      <w:r>
-        <w:t>d)</w:t>
-        <w:tab/>
-        <w:t>La madera se vuelve más pesada al absorber agua, pero no cambia de tamaño.</w:t>
-      </w:r>
-    </w:p>
-    <w:p>
-      <w:pPr>
         <w:pStyle w:val="ListNumber"/>
       </w:pPr>
       <w:r>
@@ -697,6 +697,16 @@
       <w:r>
         <w:t>a)</w:t>
         <w:tab/>
+        <w:t>El parquet se vuelve más resistente.</w:t>
+      </w:r>
+    </w:p>
+    <w:p>
+      <w:pPr>
+        <w:pStyle w:val="Choice"/>
+      </w:pPr>
+      <w:r>
+        <w:t>b)</w:t>
+        <w:tab/>
         <w:t>Las tablas de madera se encogen y se agrietan.</w:t>
       </w:r>
     </w:p>
@@ -705,9 +715,9 @@
         <w:pStyle w:val="Choice"/>
       </w:pPr>
       <w:r>
-        <w:t>b)</w:t>
+        <w:t>c)</w:t>
         <w:tab/>
-        <w:t>El parquet se vuelve más resistente.</w:t>
+        <w:t>Las tablas de madera se hinchan y se curvan despegándose.</w:t>
       </w:r>
     </w:p>
     <w:p>
@@ -715,23 +725,13 @@
         <w:pStyle w:val="Choice"/>
       </w:pPr>
       <w:r>
-        <w:t>c)</w:t>
+        <w:t>d)</w:t>
         <w:tab/>
         <w:t>El suelo se vuelve más resbaladizo.</w:t>
       </w:r>
     </w:p>
     <w:p>
       <w:pPr>
-        <w:pStyle w:val="Choice"/>
-      </w:pPr>
-      <w:r>
-        <w:t>d)</w:t>
-        <w:tab/>
-        <w:t>Las tablas de madera se hinchan y se curvan despegándose.</w:t>
-      </w:r>
-    </w:p>
-    <w:p>
-      <w:pPr>
         <w:pStyle w:val="ListNumber"/>
       </w:pPr>
       <w:r>
@@ -745,7 +745,7 @@
       <w:r>
         <w:t>a)</w:t>
         <w:tab/>
-        <w:t>Es mala conductora del calor, pero buena conductora de la electricidad.</w:t>
+        <w:t>Es mala conductora del calor y de la electricidad.</w:t>
       </w:r>
     </w:p>
     <w:p>
@@ -754,6 +754,16 @@
       </w:pPr>
       <w:r>
         <w:t>b)</w:t>
+        <w:tab/>
+        <w:t>No afecta la conductividad eléctrica de la madera.</w:t>
+      </w:r>
+    </w:p>
+    <w:p>
+      <w:pPr>
+        <w:pStyle w:val="Choice"/>
+      </w:pPr>
+      <w:r>
+        <w:t>c)</w:t>
         <w:tab/>
         <w:t>Tiene una conductividad similar a la de los metales.</w:t>
       </w:r>
@@ -763,19 +773,9 @@
         <w:pStyle w:val="Choice"/>
       </w:pPr>
       <w:r>
-        <w:t>c)</w:t>
-        <w:tab/>
-        <w:t>Es mala conductora del calor y de la electricidad.</w:t>
-      </w:r>
-    </w:p>
-    <w:p>
-      <w:pPr>
-        <w:pStyle w:val="Choice"/>
-      </w:pPr>
-      <w:r>
         <w:t>d)</w:t>
         <w:tab/>
-        <w:t>No afecta la conductividad eléctrica de la madera.</w:t>
+        <w:t>Es mala conductora del calor, pero buena conductora de la electricidad.</w:t>
       </w:r>
     </w:p>
     <w:p>
@@ -793,6 +793,26 @@
       <w:r>
         <w:t>a)</w:t>
         <w:tab/>
+        <w:t>Exponerla al sol directo.</w:t>
+      </w:r>
+    </w:p>
+    <w:p>
+      <w:pPr>
+        <w:pStyle w:val="Choice"/>
+      </w:pPr>
+      <w:r>
+        <w:t>b)</w:t>
+        <w:tab/>
+        <w:t>Tratamientos internos con yesos y sustancias conservantes similares.</w:t>
+      </w:r>
+    </w:p>
+    <w:p>
+      <w:pPr>
+        <w:pStyle w:val="Choice"/>
+      </w:pPr>
+      <w:r>
+        <w:t>c)</w:t>
+        <w:tab/>
         <w:t>Tratamientos superficiales con aceites, barnices o resinas.</w:t>
       </w:r>
     </w:p>
@@ -801,33 +821,13 @@
         <w:pStyle w:val="Choice"/>
       </w:pPr>
       <w:r>
-        <w:t>b)</w:t>
+        <w:t>d)</w:t>
         <w:tab/>
         <w:t>Pintarla con pintura al óleo.</w:t>
       </w:r>
     </w:p>
     <w:p>
       <w:pPr>
-        <w:pStyle w:val="Choice"/>
-      </w:pPr>
-      <w:r>
-        <w:t>c)</w:t>
-        <w:tab/>
-        <w:t>Exponerla al sol directo.</w:t>
-      </w:r>
-    </w:p>
-    <w:p>
-      <w:pPr>
-        <w:pStyle w:val="Choice"/>
-      </w:pPr>
-      <w:r>
-        <w:t>d)</w:t>
-        <w:tab/>
-        <w:t>Tratamientos internos con yesos y sustancias conservantes similares.</w:t>
-      </w:r>
-    </w:p>
-    <w:p>
-      <w:pPr>
         <w:pStyle w:val="ListNumber"/>
       </w:pPr>
       <w:r>
@@ -841,7 +841,7 @@
       <w:r>
         <w:t>a)</w:t>
         <w:tab/>
-        <w:t>No reciclables y no biodegradables.</w:t>
+        <w:t>Reciclables, biodegradables y no tóxicos.</w:t>
       </w:r>
     </w:p>
     <w:p>
@@ -850,6 +850,16 @@
       </w:pPr>
       <w:r>
         <w:t>b)</w:t>
+        <w:tab/>
+        <w:t>No tóxicos pero no biodegradables.</w:t>
+      </w:r>
+    </w:p>
+    <w:p>
+      <w:pPr>
+        <w:pStyle w:val="Choice"/>
+      </w:pPr>
+      <w:r>
+        <w:t>c)</w:t>
         <w:tab/>
         <w:t>Altamente contaminantes y tóxicos.</w:t>
       </w:r>
@@ -859,19 +869,9 @@
         <w:pStyle w:val="Choice"/>
       </w:pPr>
       <w:r>
-        <w:t>c)</w:t>
-        <w:tab/>
-        <w:t>Reciclables, biodegradables y no tóxicos.</w:t>
-      </w:r>
-    </w:p>
-    <w:p>
-      <w:pPr>
-        <w:pStyle w:val="Choice"/>
-      </w:pPr>
-      <w:r>
         <w:t>d)</w:t>
         <w:tab/>
-        <w:t>No tóxicos pero no biodegradables.</w:t>
+        <w:t>No reciclables y no biodegradables.</w:t>
       </w:r>
     </w:p>
     <w:p>
@@ -889,6 +889,26 @@
       <w:r>
         <w:t>a)</w:t>
         <w:tab/>
+        <w:t>Por la falta de reciclaje del papel.</w:t>
+      </w:r>
+    </w:p>
+    <w:p>
+      <w:pPr>
+        <w:pStyle w:val="Choice"/>
+      </w:pPr>
+      <w:r>
+        <w:t>b)</w:t>
+        <w:tab/>
+        <w:t>Por el uso de madera en la fabricación.</w:t>
+      </w:r>
+    </w:p>
+    <w:p>
+      <w:pPr>
+        <w:pStyle w:val="Choice"/>
+      </w:pPr>
+      <w:r>
+        <w:t>c)</w:t>
+        <w:tab/>
         <w:t>Debido a los procesos químicos de blanqueado.</w:t>
       </w:r>
     </w:p>
@@ -897,33 +917,13 @@
         <w:pStyle w:val="Choice"/>
       </w:pPr>
       <w:r>
-        <w:t>b)</w:t>
+        <w:t>d)</w:t>
         <w:tab/>
         <w:t>No hay razón para considerarlo contaminante.</w:t>
       </w:r>
     </w:p>
     <w:p>
       <w:pPr>
-        <w:pStyle w:val="Choice"/>
-      </w:pPr>
-      <w:r>
-        <w:t>c)</w:t>
-        <w:tab/>
-        <w:t>Por el uso de madera en la fabricación.</w:t>
-      </w:r>
-    </w:p>
-    <w:p>
-      <w:pPr>
-        <w:pStyle w:val="Choice"/>
-      </w:pPr>
-      <w:r>
-        <w:t>d)</w:t>
-        <w:tab/>
-        <w:t>Por la falta de reciclaje del papel.</w:t>
-      </w:r>
-    </w:p>
-    <w:p>
-      <w:pPr>
         <w:pStyle w:val="ListNumber"/>
       </w:pPr>
       <w:r>
@@ -937,7 +937,7 @@
       <w:r>
         <w:t>a)</w:t>
         <w:tab/>
-        <w:t>Se funde fácilmente a altas temperaturas.</w:t>
+        <w:t>No se puede fundir, ni es maleable ni dúctil.</w:t>
       </w:r>
     </w:p>
     <w:p>
@@ -957,7 +957,7 @@
       <w:r>
         <w:t>c)</w:t>
         <w:tab/>
-        <w:t>No se puede fundir, ni es maleable ni dúctil.</w:t>
+        <w:t>Es tan maleable como los metales.</w:t>
       </w:r>
     </w:p>
     <w:p>
@@ -967,7 +967,7 @@
       <w:r>
         <w:t>d)</w:t>
         <w:tab/>
-        <w:t>Es tan maleable como los metales.</w:t>
+        <w:t>Se funde fácilmente a altas temperaturas.</w:t>
       </w:r>
     </w:p>
     <w:p>
@@ -985,6 +985,26 @@
       <w:r>
         <w:t>a)</w:t>
         <w:tab/>
+        <w:t>En procesos de soldadura y conformado.</w:t>
+      </w:r>
+    </w:p>
+    <w:p>
+      <w:pPr>
+        <w:pStyle w:val="Choice"/>
+      </w:pPr>
+      <w:r>
+        <w:t>b)</w:t>
+        <w:tab/>
+        <w:t>En procesos de estiramiento y flexión.</w:t>
+      </w:r>
+    </w:p>
+    <w:p>
+      <w:pPr>
+        <w:pStyle w:val="Choice"/>
+      </w:pPr>
+      <w:r>
+        <w:t>c)</w:t>
+        <w:tab/>
         <w:t>En procesos para retirar material. Cortar, serrar, taladrar o fresar.</w:t>
       </w:r>
     </w:p>
@@ -993,29 +1013,9 @@
         <w:pStyle w:val="Choice"/>
       </w:pPr>
       <w:r>
-        <w:t>b)</w:t>
+        <w:t>d)</w:t>
         <w:tab/>
         <w:t>En procesos de moldeado y fundición.</w:t>
-      </w:r>
-    </w:p>
-    <w:p>
-      <w:pPr>
-        <w:pStyle w:val="Choice"/>
-      </w:pPr>
-      <w:r>
-        <w:t>c)</w:t>
-        <w:tab/>
-        <w:t>En procesos de soldadura y conformado.</w:t>
-      </w:r>
-    </w:p>
-    <w:p>
-      <w:pPr>
-        <w:pStyle w:val="Choice"/>
-      </w:pPr>
-      <w:r>
-        <w:t>d)</w:t>
-        <w:tab/>
-        <w:t>En procesos de estiramiento y flexión.</w:t>
       </w:r>
     </w:p>
     <w:p>
@@ -1053,7 +1053,7 @@
       <w:r>
         <w:t>c)</w:t>
         <w:tab/>
-        <w:t>Ayudan a protegerla contra la acción de hongos en condiciones de humedad.</w:t>
+        <w:t>Aceleran el proceso de oxidación.</w:t>
       </w:r>
     </w:p>
     <w:p>
@@ -1063,7 +1063,7 @@
       <w:r>
         <w:t>d)</w:t>
         <w:tab/>
-        <w:t>Aceleran el proceso de oxidación.</w:t>
+        <w:t>Ayudan a protegerla contra la acción de hongos en condiciones de humedad.</w:t>
       </w:r>
     </w:p>
     <w:p>
@@ -1081,6 +1081,26 @@
       <w:r>
         <w:t>a)</w:t>
         <w:tab/>
+        <w:t>Regular la temperatura del tronco.</w:t>
+      </w:r>
+    </w:p>
+    <w:p>
+      <w:pPr>
+        <w:pStyle w:val="Choice"/>
+      </w:pPr>
+      <w:r>
+        <w:t>b)</w:t>
+        <w:tab/>
+        <w:t>Proteger las capas interiores.</w:t>
+      </w:r>
+    </w:p>
+    <w:p>
+      <w:pPr>
+        <w:pStyle w:val="Choice"/>
+      </w:pPr>
+      <w:r>
+        <w:t>c)</w:t>
+        <w:tab/>
         <w:t>Facilitar la absorción de agua.</w:t>
       </w:r>
     </w:p>
@@ -1089,29 +1109,9 @@
         <w:pStyle w:val="Choice"/>
       </w:pPr>
       <w:r>
-        <w:t>b)</w:t>
-        <w:tab/>
-        <w:t>Regular la temperatura del tronco.</w:t>
-      </w:r>
-    </w:p>
-    <w:p>
-      <w:pPr>
-        <w:pStyle w:val="Choice"/>
-      </w:pPr>
-      <w:r>
-        <w:t>c)</w:t>
+        <w:t>d)</w:t>
         <w:tab/>
         <w:t>Proporcionar nutrientes al árbol.</w:t>
-      </w:r>
-    </w:p>
-    <w:p>
-      <w:pPr>
-        <w:pStyle w:val="Choice"/>
-      </w:pPr>
-      <w:r>
-        <w:t>d)</w:t>
-        <w:tab/>
-        <w:t>Proteger las capas interiores.</w:t>
       </w:r>
     </w:p>
     <w:p>
@@ -1139,6 +1139,16 @@
       <w:r>
         <w:t>b)</w:t>
         <w:tab/>
+        <w:t>Más vieja, dura y de color más oscuro.</w:t>
+      </w:r>
+    </w:p>
+    <w:p>
+      <w:pPr>
+        <w:pStyle w:val="Choice"/>
+      </w:pPr>
+      <w:r>
+        <w:t>c)</w:t>
+        <w:tab/>
         <w:t>Más joven, blanda y de color más claro.</w:t>
       </w:r>
     </w:p>
@@ -1147,23 +1157,13 @@
         <w:pStyle w:val="Choice"/>
       </w:pPr>
       <w:r>
-        <w:t>c)</w:t>
+        <w:t>d)</w:t>
         <w:tab/>
         <w:t>Igual en todas las características.</w:t>
       </w:r>
     </w:p>
     <w:p>
       <w:pPr>
-        <w:pStyle w:val="Choice"/>
-      </w:pPr>
-      <w:r>
-        <w:t>d)</w:t>
-        <w:tab/>
-        <w:t>Más vieja, dura y de color más oscuro.</w:t>
-      </w:r>
-    </w:p>
-    <w:p>
-      <w:pPr>
         <w:pStyle w:val="ListNumber"/>
       </w:pPr>
       <w:r>
@@ -1177,7 +1177,55 @@
       <w:r>
         <w:t>a)</w:t>
         <w:tab/>
+        <w:t>Albura.</w:t>
+      </w:r>
+    </w:p>
+    <w:p>
+      <w:pPr>
+        <w:pStyle w:val="Choice"/>
+      </w:pPr>
+      <w:r>
+        <w:t>b)</w:t>
+        <w:tab/>
         <w:t>Corteza.</w:t>
+      </w:r>
+    </w:p>
+    <w:p>
+      <w:pPr>
+        <w:pStyle w:val="Choice"/>
+      </w:pPr>
+      <w:r>
+        <w:t>c)</w:t>
+        <w:tab/>
+        <w:t>Duramen.</w:t>
+      </w:r>
+    </w:p>
+    <w:p>
+      <w:pPr>
+        <w:pStyle w:val="Choice"/>
+      </w:pPr>
+      <w:r>
+        <w:t>d)</w:t>
+        <w:tab/>
+        <w:t>Médula.</w:t>
+      </w:r>
+    </w:p>
+    <w:p>
+      <w:pPr>
+        <w:pStyle w:val="ListNumber"/>
+      </w:pPr>
+      <w:r>
+        <w:t>¿Cuál es la parte más dura y de color más oscuro en el tronco del árbol?</w:t>
+      </w:r>
+    </w:p>
+    <w:p>
+      <w:pPr>
+        <w:pStyle w:val="Choice"/>
+      </w:pPr>
+      <w:r>
+        <w:t>a)</w:t>
+        <w:tab/>
+        <w:t>Médula.</w:t>
       </w:r>
     </w:p>
     <w:p>
@@ -1207,7 +1255,7 @@
       <w:r>
         <w:t>d)</w:t>
         <w:tab/>
-        <w:t>Médula.</w:t>
+        <w:t>Corteza.</w:t>
       </w:r>
     </w:p>
     <w:p>
@@ -1215,7 +1263,7 @@
         <w:pStyle w:val="ListNumber"/>
       </w:pPr>
       <w:r>
-        <w:t>¿Cuál es la parte más dura y de color más oscuro en el tronco del árbol?</w:t>
+        <w:t>¿Cuál es la madera que forma las capas interiores del tronco?</w:t>
       </w:r>
     </w:p>
     <w:p>
@@ -1245,69 +1293,21 @@
       <w:r>
         <w:t>c)</w:t>
         <w:tab/>
-        <w:t>Albura.</w:t>
-      </w:r>
-    </w:p>
-    <w:p>
-      <w:pPr>
-        <w:pStyle w:val="Choice"/>
-      </w:pPr>
-      <w:r>
-        <w:t>d)</w:t>
-        <w:tab/>
         <w:t>Médula.</w:t>
       </w:r>
     </w:p>
     <w:p>
       <w:pPr>
-        <w:pStyle w:val="ListNumber"/>
+        <w:pStyle w:val="Choice"/>
       </w:pPr>
       <w:r>
-        <w:t>¿Cuál es la madera que forma las capas interiores del tronco?</w:t>
-      </w:r>
-    </w:p>
-    <w:p>
-      <w:pPr>
-        <w:pStyle w:val="Choice"/>
-      </w:pPr>
-      <w:r>
-        <w:t>a)</w:t>
-        <w:tab/>
-        <w:t>Médula.</w:t>
-      </w:r>
-    </w:p>
-    <w:p>
-      <w:pPr>
-        <w:pStyle w:val="Choice"/>
-      </w:pPr>
-      <w:r>
-        <w:t>b)</w:t>
-        <w:tab/>
-        <w:t>Duramen.</w:t>
-      </w:r>
-    </w:p>
-    <w:p>
-      <w:pPr>
-        <w:pStyle w:val="Choice"/>
-      </w:pPr>
-      <w:r>
-        <w:t>c)</w:t>
+        <w:t>d)</w:t>
         <w:tab/>
         <w:t>Albura.</w:t>
       </w:r>
     </w:p>
     <w:p>
       <w:pPr>
-        <w:pStyle w:val="Choice"/>
-      </w:pPr>
-      <w:r>
-        <w:t>d)</w:t>
-        <w:tab/>
-        <w:t>Corteza.</w:t>
-      </w:r>
-    </w:p>
-    <w:p>
-      <w:pPr>
         <w:pStyle w:val="ListNumber"/>
       </w:pPr>
       <w:r>
@@ -1321,6 +1321,16 @@
       <w:r>
         <w:t>a)</w:t>
         <w:tab/>
+        <w:t>Proporcionando soporte estructural.</w:t>
+      </w:r>
+    </w:p>
+    <w:p>
+      <w:pPr>
+        <w:pStyle w:val="Choice"/>
+      </w:pPr>
+      <w:r>
+        <w:t>b)</w:t>
+        <w:tab/>
         <w:t>Protegiendo las capas interiores.</w:t>
       </w:r>
     </w:p>
@@ -1329,7 +1339,7 @@
         <w:pStyle w:val="Choice"/>
       </w:pPr>
       <w:r>
-        <w:t>b)</w:t>
+        <w:t>c)</w:t>
         <w:tab/>
         <w:t>Almacenando nutrientes.</w:t>
       </w:r>
@@ -1339,23 +1349,13 @@
         <w:pStyle w:val="Choice"/>
       </w:pPr>
       <w:r>
-        <w:t>c)</w:t>
+        <w:t>d)</w:t>
         <w:tab/>
         <w:t>Facilitando la transpiración del agua.</w:t>
       </w:r>
     </w:p>
     <w:p>
       <w:pPr>
-        <w:pStyle w:val="Choice"/>
-      </w:pPr>
-      <w:r>
-        <w:t>d)</w:t>
-        <w:tab/>
-        <w:t>Proporcionando soporte estructural.</w:t>
-      </w:r>
-    </w:p>
-    <w:p>
-      <w:pPr>
         <w:pStyle w:val="ListNumber"/>
       </w:pPr>
       <w:r>
@@ -1369,7 +1369,7 @@
       <w:r>
         <w:t>a)</w:t>
         <w:tab/>
-        <w:t>Proceso de transportar troncos.</w:t>
+        <w:t>Proceso de laminar troncos.</w:t>
       </w:r>
     </w:p>
     <w:p>
@@ -1389,7 +1389,7 @@
       <w:r>
         <w:t>c)</w:t>
         <w:tab/>
-        <w:t>Proceso de laminar troncos.</w:t>
+        <w:t>Proceso de transportar troncos.</w:t>
       </w:r>
     </w:p>
     <w:p>
@@ -1417,16 +1417,6 @@
       <w:r>
         <w:t>a)</w:t>
         <w:tab/>
-        <w:t>Se sierran los troncos en forma de tablas.</w:t>
-      </w:r>
-    </w:p>
-    <w:p>
-      <w:pPr>
-        <w:pStyle w:val="Choice"/>
-      </w:pPr>
-      <w:r>
-        <w:t>b)</w:t>
-        <w:tab/>
         <w:t>Se llevan los troncos en camión o por un río hasta el aserradero.</w:t>
       </w:r>
     </w:p>
@@ -1435,7 +1425,7 @@
         <w:pStyle w:val="Choice"/>
       </w:pPr>
       <w:r>
-        <w:t>c)</w:t>
+        <w:t>b)</w:t>
         <w:tab/>
         <w:t>Se elimina la corteza del tronco para transportarlo con mayor facilidad.</w:t>
       </w:r>
@@ -1445,13 +1435,23 @@
         <w:pStyle w:val="Choice"/>
       </w:pPr>
       <w:r>
-        <w:t>d)</w:t>
+        <w:t>c)</w:t>
         <w:tab/>
         <w:t>Se replanta el mismo número de árboles.</w:t>
       </w:r>
     </w:p>
     <w:p>
       <w:pPr>
+        <w:pStyle w:val="Choice"/>
+      </w:pPr>
+      <w:r>
+        <w:t>d)</w:t>
+        <w:tab/>
+        <w:t>Se sierran los troncos en forma de tablas.</w:t>
+      </w:r>
+    </w:p>
+    <w:p>
+      <w:pPr>
         <w:pStyle w:val="ListNumber"/>
       </w:pPr>
       <w:r>
@@ -1465,6 +1465,16 @@
       <w:r>
         <w:t>a)</w:t>
         <w:tab/>
+        <w:t>Replantar los árboles para que el proceso sea sostenible.</w:t>
+      </w:r>
+    </w:p>
+    <w:p>
+      <w:pPr>
+        <w:pStyle w:val="Choice"/>
+      </w:pPr>
+      <w:r>
+        <w:t>b)</w:t>
+        <w:tab/>
         <w:t>Eliminar la corteza y serrar los troncos en tablas.</w:t>
       </w:r>
     </w:p>
@@ -1473,33 +1483,23 @@
         <w:pStyle w:val="Choice"/>
       </w:pPr>
       <w:r>
-        <w:t>b)</w:t>
+        <w:t>c)</w:t>
+        <w:tab/>
+        <w:t>Cortar troncos y eliminar ramas pequeñas.</w:t>
+      </w:r>
+    </w:p>
+    <w:p>
+      <w:pPr>
+        <w:pStyle w:val="Choice"/>
+      </w:pPr>
+      <w:r>
+        <w:t>d)</w:t>
         <w:tab/>
         <w:t>Transportar troncos desde el bosque.</w:t>
       </w:r>
     </w:p>
     <w:p>
       <w:pPr>
-        <w:pStyle w:val="Choice"/>
-      </w:pPr>
-      <w:r>
-        <w:t>c)</w:t>
-        <w:tab/>
-        <w:t>Replantar los árboles para que el proceso sea sostenible.</w:t>
-      </w:r>
-    </w:p>
-    <w:p>
-      <w:pPr>
-        <w:pStyle w:val="Choice"/>
-      </w:pPr>
-      <w:r>
-        <w:t>d)</w:t>
-        <w:tab/>
-        <w:t>Cortar troncos y eliminar ramas pequeñas.</w:t>
-      </w:r>
-    </w:p>
-    <w:p>
-      <w:pPr>
         <w:pStyle w:val="ListNumber"/>
       </w:pPr>
       <w:r>
@@ -1513,6 +1513,16 @@
       <w:r>
         <w:t>a)</w:t>
         <w:tab/>
+        <w:t>Eliminar todas las ramas de los árboles.</w:t>
+      </w:r>
+    </w:p>
+    <w:p>
+      <w:pPr>
+        <w:pStyle w:val="Choice"/>
+      </w:pPr>
+      <w:r>
+        <w:t>b)</w:t>
+        <w:tab/>
         <w:t>Transportar troncos por un río.</w:t>
       </w:r>
     </w:p>
@@ -1521,19 +1531,9 @@
         <w:pStyle w:val="Choice"/>
       </w:pPr>
       <w:r>
-        <w:t>b)</w:t>
+        <w:t>c)</w:t>
         <w:tab/>
         <w:t>Plantar varias especies para aumentar la resistencia de los bosques.</w:t>
-      </w:r>
-    </w:p>
-    <w:p>
-      <w:pPr>
-        <w:pStyle w:val="Choice"/>
-      </w:pPr>
-      <w:r>
-        <w:t>c)</w:t>
-        <w:tab/>
-        <w:t>Eliminar todas las ramas de los árboles.</w:t>
       </w:r>
     </w:p>
     <w:p>
@@ -1561,7 +1561,7 @@
       <w:r>
         <w:t>a)</w:t>
         <w:tab/>
-        <w:t>Serrar troncos en forma de tablas.</w:t>
+        <w:t>Volver a plantar el mismo número de árboles o más que los que se han cortado.</w:t>
       </w:r>
     </w:p>
     <w:p>
@@ -1581,7 +1581,7 @@
       <w:r>
         <w:t>c)</w:t>
         <w:tab/>
-        <w:t>Volver a plantar el mismo número de árboles o más que los que se han cortado.</w:t>
+        <w:t>Serrar troncos en forma de tablas.</w:t>
       </w:r>
     </w:p>
     <w:p>
@@ -1609,7 +1609,7 @@
       <w:r>
         <w:t>a)</w:t>
         <w:tab/>
-        <w:t>Aumentar la resistencia de los bosques frente a plagas y sequías.</w:t>
+        <w:t>Eliminar todas las ramas de los árboles.</w:t>
       </w:r>
     </w:p>
     <w:p>
@@ -1618,6 +1618,16 @@
       </w:pPr>
       <w:r>
         <w:t>b)</w:t>
+        <w:tab/>
+        <w:t>Aumentar la cantidad de madera producida.</w:t>
+      </w:r>
+    </w:p>
+    <w:p>
+      <w:pPr>
+        <w:pStyle w:val="Choice"/>
+      </w:pPr>
+      <w:r>
+        <w:t>c)</w:t>
         <w:tab/>
         <w:t>Transportar troncos en camión.</w:t>
       </w:r>
@@ -1627,19 +1637,9 @@
         <w:pStyle w:val="Choice"/>
       </w:pPr>
       <w:r>
-        <w:t>c)</w:t>
-        <w:tab/>
-        <w:t>Eliminar todas las ramas de los árboles.</w:t>
-      </w:r>
-    </w:p>
-    <w:p>
-      <w:pPr>
-        <w:pStyle w:val="Choice"/>
-      </w:pPr>
-      <w:r>
         <w:t>d)</w:t>
         <w:tab/>
-        <w:t>Aumentar la cantidad de madera producida.</w:t>
+        <w:t>Aumentar la resistencia de los bosques frente a plagas y sequías.</w:t>
       </w:r>
     </w:p>
     <w:p>
@@ -1657,16 +1657,6 @@
       <w:r>
         <w:t>a)</w:t>
         <w:tab/>
-        <w:t>Transportar troncos en camión.</w:t>
-      </w:r>
-    </w:p>
-    <w:p>
-      <w:pPr>
-        <w:pStyle w:val="Choice"/>
-      </w:pPr>
-      <w:r>
-        <w:t>b)</w:t>
-        <w:tab/>
         <w:t>Cortar troncos y eliminar ramas pequeñas.</w:t>
       </w:r>
     </w:p>
@@ -1675,9 +1665,19 @@
         <w:pStyle w:val="Choice"/>
       </w:pPr>
       <w:r>
+        <w:t>b)</w:t>
+        <w:tab/>
+        <w:t>Serrar troncos en forma de tablas.</w:t>
+      </w:r>
+    </w:p>
+    <w:p>
+      <w:pPr>
+        <w:pStyle w:val="Choice"/>
+      </w:pPr>
+      <w:r>
         <w:t>c)</w:t>
         <w:tab/>
-        <w:t>Serrar troncos en forma de tablas.</w:t>
+        <w:t>Transportar troncos en camión.</w:t>
       </w:r>
     </w:p>
     <w:p>
@@ -1715,7 +1715,7 @@
       <w:r>
         <w:t>b)</w:t>
         <w:tab/>
-        <w:t>Replantado.</w:t>
+        <w:t>Serrado.</w:t>
       </w:r>
     </w:p>
     <w:p>
@@ -1725,7 +1725,7 @@
       <w:r>
         <w:t>c)</w:t>
         <w:tab/>
-        <w:t>Serrado.</w:t>
+        <w:t>Replantado.</w:t>
       </w:r>
     </w:p>
     <w:p>
